--- a/assets/contratos/alarme_pj.docx
+++ b/assets/contratos/alarme_pj.docx
@@ -1013,7 +1013,7 @@
           <w:rFonts w:ascii="Cambria" w:eastAsia="Times New Roman" w:hAnsi="Cambria" w:cs="Times New Roman"/>
         </w:rPr>
         <w:lastRenderedPageBreak/>
-        <w:t>1.3.3. Demais localidades: acionamento imediato da Polícia Militar via 190 ou CENTREX/PABX, com comunicação da violação do local.</w:t>
+        <w:t xml:space="preserve">1.3.3. Demais localidades: acionamento imediato da Polícia Militar via 190 ou CENTREX/PABX, com comunicação da violação do local.</w:t>
       </w:r>
     </w:p>
     <w:p>
@@ -1136,7 +1136,7 @@
         <w:rPr>
           <w:rFonts w:ascii="Cambria" w:eastAsia="Times New Roman" w:hAnsi="Cambria" w:cs="Times New Roman"/>
         </w:rPr>
-        <w:t xml:space="preserve">2.1. Pelos serviços ora contratados, o CONTRATANTE pagará à CONTRATADA a quantia mensal de R$ Cli.ValorME (vExtensoValorME).</w:t>
+        <w:t>2.1. Pelos serviços ora contratados, o CONTRATANTE pagará à CONTRATADA a quantia mensal de R$ Cli.ValorME (vExtensoValorME).</w:t>
       </w:r>
     </w:p>
     <w:p>
@@ -2393,7 +2393,7 @@
         <w:rPr>
           <w:rFonts w:ascii="Cambria" w:eastAsia="Times New Roman" w:hAnsi="Cambria" w:cs="Times New Roman"/>
         </w:rPr>
-        <w:t>4.10. A mudança do local de instalação deverá ser comunicada com antecedência mínima de 10 (dez) dias, mediante orçamento prévio, sendo cobrada exclusivamente a mão de obra de reinstalação, observado o disposto na alínea "E" da Cláusula Preliminar quando o novo endereço estiver situado em região atendida pelo outro estabelecimento.</w:t>
+        <w:t>4.10. A mudança do local de instalação deverá ser comunicada com antecedência mínima de 10 (dez) dias, mediante orçamento prévio, sendo cobrada exclusivamente a mão de obra de reinstalação, observado o disposto na alínea "D" da Cláusula Preliminar quando o novo endereço estiver situado em região atendida pelo outro estabelecimento.</w:t>
       </w:r>
     </w:p>
     <w:p>
@@ -2418,6 +2418,111 @@
           <w:rFonts w:ascii="Cambria" w:eastAsia="Times New Roman" w:hAnsi="Cambria" w:cs="Times New Roman"/>
         </w:rPr>
         <w:t>4.11. A desinstalação e a reinstalação dos equipamentos serão realizadas exclusivamente pela CONTRATADA ou por empresa por ela credenciada, sendo vedada, em qualquer hipótese, a intervenção do CONTRATANTE ou de terceiros.</w:t>
+      </w:r>
+    </w:p>
+    <w:p>
+      <w:pPr>
+        <w:spacing w:after="0" w:line="320" w:lineRule="exact"/>
+        <w:jc w:val="both"/>
+        <w:rPr>
+          <w:rFonts w:ascii="Cambria" w:eastAsia="Times New Roman" w:hAnsi="Cambria" w:cs="Times New Roman"/>
+        </w:rPr>
+      </w:pPr>
+    </w:p>
+    <w:p>
+      <w:pPr>
+        <w:spacing w:after="0" w:line="320" w:lineRule="exact"/>
+        <w:jc w:val="both"/>
+        <w:rPr>
+          <w:rFonts w:ascii="Cambria" w:eastAsia="Times New Roman" w:hAnsi="Cambria" w:cs="Times New Roman"/>
+        </w:rPr>
+      </w:pPr>
+      <w:r>
+        <w:rPr>
+          <w:rFonts w:ascii="Cambria" w:eastAsia="Times New Roman" w:hAnsi="Cambria" w:cs="Times New Roman"/>
+        </w:rPr>
+        <w:t>4.12. As baterias dos equipamentos cedidos em comodato, tais como as da central de alarme, sensores sem fio, controles remotos, teclados e sirenes, constituem itens de desgaste natural decorrente do uso, razão pela qual sua substituição correrá por conta exclusiva do CONTRATANTE.</w:t>
+      </w:r>
+    </w:p>
+    <w:p>
+      <w:pPr>
+        <w:spacing w:after="0" w:line="320" w:lineRule="exact"/>
+        <w:jc w:val="both"/>
+        <w:rPr>
+          <w:rFonts w:ascii="Cambria" w:eastAsia="Times New Roman" w:hAnsi="Cambria" w:cs="Times New Roman"/>
+        </w:rPr>
+      </w:pPr>
+    </w:p>
+    <w:p>
+      <w:pPr>
+        <w:spacing w:after="0" w:line="320" w:lineRule="exact"/>
+        <w:jc w:val="both"/>
+        <w:rPr>
+          <w:rFonts w:ascii="Cambria" w:eastAsia="Times New Roman" w:hAnsi="Cambria" w:cs="Times New Roman"/>
+        </w:rPr>
+      </w:pPr>
+      <w:r>
+        <w:rPr>
+          <w:rFonts w:ascii="Cambria" w:eastAsia="Times New Roman" w:hAnsi="Cambria" w:cs="Times New Roman"/>
+        </w:rPr>
+        <w:t>4.12.1. A substituição será realizada exclusivamente pela CONTRATADA, na forma do item 4.11, mediante orçamento prévio que contemple o valor da bateria e da mão de obra, sendo o valor aprovado lançado na fatura subsequente à execução do serviço.</w:t>
+      </w:r>
+    </w:p>
+    <w:p>
+      <w:pPr>
+        <w:spacing w:after="0" w:line="320" w:lineRule="exact"/>
+        <w:jc w:val="both"/>
+        <w:rPr>
+          <w:rFonts w:ascii="Cambria" w:eastAsia="Times New Roman" w:hAnsi="Cambria" w:cs="Times New Roman"/>
+        </w:rPr>
+      </w:pPr>
+    </w:p>
+    <w:p>
+      <w:pPr>
+        <w:spacing w:after="0" w:line="320" w:lineRule="exact"/>
+        <w:jc w:val="both"/>
+        <w:rPr>
+          <w:rFonts w:ascii="Cambria" w:eastAsia="Times New Roman" w:hAnsi="Cambria" w:cs="Times New Roman"/>
+        </w:rPr>
+      </w:pPr>
+    </w:p>
+    <w:p>
+      <w:pPr>
+        <w:spacing w:after="0" w:line="320" w:lineRule="exact"/>
+        <w:jc w:val="both"/>
+        <w:rPr>
+          <w:rFonts w:ascii="Cambria" w:eastAsia="Times New Roman" w:hAnsi="Cambria" w:cs="Times New Roman"/>
+        </w:rPr>
+      </w:pPr>
+      <w:r>
+        <w:rPr>
+          <w:rFonts w:ascii="Cambria" w:eastAsia="Times New Roman" w:hAnsi="Cambria" w:cs="Times New Roman"/>
+        </w:rPr>
+        <w:t>4.12.2. Recebido sinal de bateria baixa ou constatada sua necessidade de troca, a CONTRATADA comunicará o CONTRATANTE. A recusa ou a demora do CONTRATANTE em autorizar a substituição afasta a responsabilidade da CONTRATADA por falhas no funcionamento do sistema decorrentes de bateria esgotada.</w:t>
+      </w:r>
+    </w:p>
+    <w:p>
+      <w:pPr>
+        <w:spacing w:after="0" w:line="320" w:lineRule="exact"/>
+        <w:jc w:val="both"/>
+        <w:rPr>
+          <w:rFonts w:ascii="Cambria" w:eastAsia="Times New Roman" w:hAnsi="Cambria" w:cs="Times New Roman"/>
+        </w:rPr>
+      </w:pPr>
+    </w:p>
+    <w:p>
+      <w:pPr>
+        <w:spacing w:after="0" w:line="320" w:lineRule="exact"/>
+        <w:jc w:val="both"/>
+        <w:rPr>
+          <w:rFonts w:ascii="Cambria" w:eastAsia="Times New Roman" w:hAnsi="Cambria" w:cs="Times New Roman"/>
+        </w:rPr>
+      </w:pPr>
+      <w:r>
+        <w:rPr>
+          <w:rFonts w:ascii="Cambria" w:eastAsia="Times New Roman" w:hAnsi="Cambria" w:cs="Times New Roman"/>
+        </w:rPr>
+        <w:t>4.12.3. Não se aplica o item 4.12 quando a falha da bateria decorrer de defeito de fabricação constatado dentro do prazo de garantia do fabricante, hipótese em que a substituição observará o disposto no item 6.7.</w:t>
       </w:r>
     </w:p>
     <w:p>
@@ -2467,7 +2572,6 @@
         <w:rPr>
           <w:rFonts w:ascii="Cambria" w:eastAsia="Times New Roman" w:hAnsi="Cambria" w:cs="Times New Roman"/>
         </w:rPr>
-        <w:lastRenderedPageBreak/>
         <w:t xml:space="preserve">5.1. A Central de Monitoramento poderá receber, do painel instalado no imóvel do CONTRATANTE e conforme os serviços contratados, os seguintes sinais: alarmes de violação; alarmes de emergência (pânico e coação); sinais de funcionamento, tais como ativação, desativação e bypass de zona; e sinais de controle do sistema, tais como teste de linha, queda de energia elétrica, falha do sistema e ausência de sinal.</w:t>
       </w:r>
     </w:p>
@@ -2720,7 +2824,6 @@
         <w:rPr>
           <w:rFonts w:ascii="Cambria" w:eastAsia="Times New Roman" w:hAnsi="Cambria" w:cs="Times New Roman"/>
         </w:rPr>
-        <w:lastRenderedPageBreak/>
         <w:t>5.5. Caso o responsável entenda necessária a permanência de vigilante no local, deverá solicitá-la à Central de Monitoramento, arcando com o custo correspondente na fatura do mês subsequente.</w:t>
       </w:r>
     </w:p>
@@ -2893,7 +2996,9 @@
         <w:rPr>
           <w:rFonts w:ascii="Cambria" w:eastAsia="Times New Roman" w:hAnsi="Cambria" w:cs="Times New Roman"/>
         </w:rPr>
-        <w:t>6.4. A CONTRATADA não responde pela interrupção dos serviços decorrente de caso fortuito, força maior, fenômenos da natureza ou atos de terceiros, tais como vandalismo, sabotagem, corte de linha telefônica, falhas de internet e telefonia, interrupção do fornecimento de energia elétrica ou quaisquer outros eventos que impeçam a chegada do sinal à Central de Monitoramento e que não decorram de conduta direta da CONTRATADA.</w:t>
+        <w:t xml:space="preserve">6.4. A CONTRATADA não responde pela interrupção dos serviços decorrente de caso fortuito, força maior, fenômenos da natureza ou atos de terceiros, tais como vandalismo, sabotagem, corte de linha telefônica, </w:t>
+        <w:lastRenderedPageBreak/>
+        <w:t>falhas de internet e telefonia, interrupção do fornecimento de energia elétrica ou quaisquer outros eventos que impeçam a chegada do sinal à Central de Monitoramento e que não decorram de conduta direta da CONTRATADA.</w:t>
       </w:r>
     </w:p>
     <w:p>
@@ -2989,7 +3094,6 @@
         <w:rPr>
           <w:rFonts w:ascii="Cambria" w:eastAsia="Times New Roman" w:hAnsi="Cambria" w:cs="Times New Roman"/>
         </w:rPr>
-        <w:lastRenderedPageBreak/>
         <w:t>6.8. É de responsabilidade do CONTRATANTE a ação ou omissão de qualquer das pessoas por ele indicadas na Ficha de Monitoramento, bem como as consequências de pedidos de socorro indevidos encaminhados aos órgãos públicos, inclusive quanto ao disposto no artigo 340 do Código Penal.</w:t>
       </w:r>
     </w:p>
@@ -3166,6 +3270,7 @@
         <w:rPr>
           <w:rFonts w:ascii="Cambria" w:eastAsia="Times New Roman" w:hAnsi="Cambria" w:cs="Times New Roman"/>
         </w:rPr>
+        <w:lastRenderedPageBreak/>
         <w:t>c) testar o sistema no mínimo uma vez por mês, mediante agendamento prévio com a Central de Monitoramento;</w:t>
       </w:r>
     </w:p>
@@ -3255,6 +3360,22 @@
         <w:ind w:left="567"/>
         <w:jc w:val="both"/>
         <w:rPr>
+          <w:rFonts w:ascii="Cambria" w:eastAsia="Times New Roman" w:hAnsi="Cambria" w:cs="Times New Roman"/>
+        </w:rPr>
+      </w:pPr>
+      <w:r>
+        <w:rPr>
+          <w:rFonts w:ascii="Cambria" w:eastAsia="Times New Roman" w:hAnsi="Cambria" w:cs="Times New Roman"/>
+        </w:rPr>
+        <w:t>i) arcar com o custo de substituição das baterias dos equipamentos, na forma do item 4.12.</w:t>
+      </w:r>
+    </w:p>
+    <w:p>
+      <w:pPr>
+        <w:spacing w:after="0" w:line="320" w:lineRule="exact"/>
+        <w:ind w:left="567"/>
+        <w:jc w:val="both"/>
+        <w:rPr>
           <w:rFonts w:ascii="Cambria" w:hAnsi="Cambria"/>
         </w:rPr>
       </w:pPr>
@@ -3296,7 +3417,6 @@
         <w:rPr>
           <w:rFonts w:ascii="Cambria" w:eastAsia="Times New Roman" w:hAnsi="Cambria" w:cs="Times New Roman"/>
         </w:rPr>
-        <w:lastRenderedPageBreak/>
         <w:t>a) posicionar cartazes, objetos ou móveis que obstruam os sensores, bem como alterar seu posicionamento, limpá-los ou pintá-los;</w:t>
       </w:r>
     </w:p>
@@ -3628,174 +3748,174 @@
           <w:b/>
           <w:bCs/>
         </w:rPr>
+        <w:t>CLÁUSULA 9 — DO INADIMPLEMENTO, DA SUSPENSÃO E DA COBRANÇA</w:t>
+      </w:r>
+    </w:p>
+    <w:p>
+      <w:pPr>
+        <w:spacing w:after="0" w:line="320" w:lineRule="exact"/>
+        <w:rPr>
+          <w:rFonts w:ascii="Cambria" w:hAnsi="Cambria"/>
+        </w:rPr>
+      </w:pPr>
+    </w:p>
+    <w:p>
+      <w:pPr>
+        <w:spacing w:after="0" w:line="320" w:lineRule="exact"/>
+        <w:jc w:val="both"/>
+        <w:rPr>
+          <w:rFonts w:ascii="Cambria" w:eastAsia="Times New Roman" w:hAnsi="Cambria" w:cs="Times New Roman"/>
+        </w:rPr>
+      </w:pPr>
+      <w:r>
+        <w:rPr>
+          <w:rFonts w:ascii="Cambria" w:eastAsia="Times New Roman" w:hAnsi="Cambria" w:cs="Times New Roman"/>
+        </w:rPr>
+        <w:t>9.1. O atraso no pagamento sujeitará o CONTRATANTE a multa moratória de 2% (dois por cento) sobre o valor em aberto, juros de mora de 0,033% (trinta e três milésimos por cento) ao dia e correção monetária pelo IPCA/IBGE.</w:t>
+      </w:r>
+    </w:p>
+    <w:p>
+      <w:pPr>
+        <w:spacing w:after="0" w:line="320" w:lineRule="exact"/>
+        <w:jc w:val="both"/>
+        <w:rPr>
+          <w:rFonts w:ascii="Cambria" w:hAnsi="Cambria"/>
+        </w:rPr>
+      </w:pPr>
+    </w:p>
+    <w:p>
+      <w:pPr>
+        <w:spacing w:after="0" w:line="320" w:lineRule="exact"/>
+        <w:jc w:val="both"/>
+        <w:rPr>
+          <w:rFonts w:ascii="Cambria" w:eastAsia="Times New Roman" w:hAnsi="Cambria" w:cs="Times New Roman"/>
+        </w:rPr>
+      </w:pPr>
+      <w:r>
+        <w:rPr>
+          <w:rFonts w:ascii="Cambria" w:eastAsia="Times New Roman" w:hAnsi="Cambria" w:cs="Times New Roman"/>
+        </w:rPr>
+        <w:t>9.2. O atraso superior a 30 (trinta) dias faculta à CONTRATADA, independentemente de aviso ou notificação, a suspensão imediata dos serviços até a integral regularização do débito.</w:t>
+      </w:r>
+    </w:p>
+    <w:p>
+      <w:pPr>
+        <w:spacing w:after="0" w:line="320" w:lineRule="exact"/>
+        <w:jc w:val="both"/>
+        <w:rPr>
+          <w:rFonts w:ascii="Cambria" w:hAnsi="Cambria"/>
+        </w:rPr>
+      </w:pPr>
+    </w:p>
+    <w:p>
+      <w:pPr>
+        <w:spacing w:after="0" w:line="320" w:lineRule="exact"/>
+        <w:jc w:val="both"/>
+        <w:rPr>
+          <w:rFonts w:ascii="Cambria" w:eastAsia="Times New Roman" w:hAnsi="Cambria" w:cs="Times New Roman"/>
+        </w:rPr>
+      </w:pPr>
+      <w:r>
+        <w:rPr>
+          <w:rFonts w:ascii="Cambria" w:eastAsia="Times New Roman" w:hAnsi="Cambria" w:cs="Times New Roman"/>
+        </w:rPr>
+        <w:t>9.3. Regularizado o débito, a CONTRATADA restabelecerá os serviços em até 24 (vinte e quatro) horas, contadas da confirmação do pagamento, sendo devida taxa de religação equivalente a 20% (vinte por cento) do valor da mensalidade vigente, lançada na fatura subsequente.</w:t>
+      </w:r>
+    </w:p>
+    <w:p>
+      <w:pPr>
+        <w:spacing w:after="0" w:line="320" w:lineRule="exact"/>
+        <w:jc w:val="both"/>
+        <w:rPr>
+          <w:rFonts w:ascii="Cambria" w:hAnsi="Cambria"/>
+        </w:rPr>
+      </w:pPr>
+    </w:p>
+    <w:p>
+      <w:pPr>
+        <w:spacing w:after="0" w:line="320" w:lineRule="exact"/>
+        <w:jc w:val="both"/>
+        <w:rPr>
+          <w:rFonts w:ascii="Cambria" w:eastAsia="Times New Roman" w:hAnsi="Cambria" w:cs="Times New Roman"/>
+        </w:rPr>
+      </w:pPr>
+      <w:r>
+        <w:rPr>
+          <w:rFonts w:ascii="Cambria" w:eastAsia="Times New Roman" w:hAnsi="Cambria" w:cs="Times New Roman"/>
+        </w:rPr>
+        <w:t>9.4. Durante o período de suspensão, o CONTRATANTE permanecerá sem a cobertura do serviço de monitoramento, assumindo integral responsabilidade pelos eventos que venham a ocorrer no imóvel, sem prejuízo da manutenção da obrigação de pagamento das mensalidades vencidas.</w:t>
+      </w:r>
+    </w:p>
+    <w:p>
+      <w:pPr>
+        <w:spacing w:after="0" w:line="320" w:lineRule="exact"/>
+        <w:jc w:val="both"/>
+        <w:rPr>
+          <w:rFonts w:ascii="Cambria" w:hAnsi="Cambria"/>
+        </w:rPr>
+      </w:pPr>
+    </w:p>
+    <w:p>
+      <w:pPr>
+        <w:spacing w:after="0" w:line="320" w:lineRule="exact"/>
+        <w:jc w:val="both"/>
+        <w:rPr>
+          <w:rFonts w:ascii="Cambria" w:eastAsia="Times New Roman" w:hAnsi="Cambria" w:cs="Times New Roman"/>
+        </w:rPr>
+      </w:pPr>
+      <w:r>
+        <w:rPr>
+          <w:rFonts w:ascii="Cambria" w:eastAsia="Times New Roman" w:hAnsi="Cambria" w:cs="Times New Roman"/>
+        </w:rPr>
+        <w:t>9.5. O inadimplemento autoriza a CONTRATADA a adotar, cumulativamente, as seguintes medidas: inclusão do CONTRATANTE nos cadastros de proteção ao crédito (SPC e SERASA); protesto do título; e ajuizamento da ação cabível para recebimento do principal, acrescido de juros, correção, custas processuais e honorários advocatícios.</w:t>
+      </w:r>
+    </w:p>
+    <w:p>
+      <w:pPr>
+        <w:spacing w:after="0" w:line="320" w:lineRule="exact"/>
+        <w:jc w:val="both"/>
+        <w:rPr>
+          <w:rFonts w:ascii="Cambria" w:hAnsi="Cambria"/>
+        </w:rPr>
+      </w:pPr>
+    </w:p>
+    <w:p>
+      <w:pPr>
+        <w:spacing w:after="0" w:line="320" w:lineRule="exact"/>
+        <w:jc w:val="both"/>
+        <w:rPr>
+          <w:rFonts w:ascii="Cambria" w:eastAsia="Times New Roman" w:hAnsi="Cambria" w:cs="Times New Roman"/>
+        </w:rPr>
+      </w:pPr>
+      <w:r>
+        <w:rPr>
+          <w:rFonts w:ascii="Cambria" w:eastAsia="Times New Roman" w:hAnsi="Cambria" w:cs="Times New Roman"/>
+        </w:rPr>
+        <w:t>9.6. As PARTES reconhecem que este contrato, assinado pelas PARTES e por duas testemunhas, constitui título executivo extrajudicial, nos termos do artigo 784, inciso III, do Código de Processo Civil.</w:t>
+      </w:r>
+    </w:p>
+    <w:p>
+      <w:pPr>
+        <w:spacing w:after="0" w:line="320" w:lineRule="exact"/>
+        <w:jc w:val="both"/>
+        <w:rPr>
+          <w:rFonts w:ascii="Cambria" w:hAnsi="Cambria"/>
+        </w:rPr>
+      </w:pPr>
+    </w:p>
+    <w:p>
+      <w:pPr>
+        <w:spacing w:after="0" w:line="320" w:lineRule="exact"/>
+        <w:jc w:val="both"/>
+        <w:rPr>
+          <w:rFonts w:ascii="Cambria" w:eastAsia="Times New Roman" w:hAnsi="Cambria" w:cs="Times New Roman"/>
+        </w:rPr>
+      </w:pPr>
+      <w:r>
+        <w:rPr>
+          <w:rFonts w:ascii="Cambria" w:eastAsia="Times New Roman" w:hAnsi="Cambria" w:cs="Times New Roman"/>
+        </w:rPr>
         <w:lastRenderedPageBreak/>
-        <w:t>CLÁUSULA 9 — DO INADIMPLEMENTO, DA SUSPENSÃO E DA COBRANÇA</w:t>
-      </w:r>
-    </w:p>
-    <w:p>
-      <w:pPr>
-        <w:spacing w:after="0" w:line="320" w:lineRule="exact"/>
-        <w:rPr>
-          <w:rFonts w:ascii="Cambria" w:hAnsi="Cambria"/>
-        </w:rPr>
-      </w:pPr>
-    </w:p>
-    <w:p>
-      <w:pPr>
-        <w:spacing w:after="0" w:line="320" w:lineRule="exact"/>
-        <w:jc w:val="both"/>
-        <w:rPr>
-          <w:rFonts w:ascii="Cambria" w:eastAsia="Times New Roman" w:hAnsi="Cambria" w:cs="Times New Roman"/>
-        </w:rPr>
-      </w:pPr>
-      <w:r>
-        <w:rPr>
-          <w:rFonts w:ascii="Cambria" w:eastAsia="Times New Roman" w:hAnsi="Cambria" w:cs="Times New Roman"/>
-        </w:rPr>
-        <w:t>9.1. O atraso no pagamento sujeitará o CONTRATANTE a multa moratória de 2% (dois por cento) sobre o valor em aberto, juros de mora de 0,033% (trinta e três milésimos por cento) ao dia e correção monetária pelo IPCA/IBGE.</w:t>
-      </w:r>
-    </w:p>
-    <w:p>
-      <w:pPr>
-        <w:spacing w:after="0" w:line="320" w:lineRule="exact"/>
-        <w:jc w:val="both"/>
-        <w:rPr>
-          <w:rFonts w:ascii="Cambria" w:hAnsi="Cambria"/>
-        </w:rPr>
-      </w:pPr>
-    </w:p>
-    <w:p>
-      <w:pPr>
-        <w:spacing w:after="0" w:line="320" w:lineRule="exact"/>
-        <w:jc w:val="both"/>
-        <w:rPr>
-          <w:rFonts w:ascii="Cambria" w:eastAsia="Times New Roman" w:hAnsi="Cambria" w:cs="Times New Roman"/>
-        </w:rPr>
-      </w:pPr>
-      <w:r>
-        <w:rPr>
-          <w:rFonts w:ascii="Cambria" w:eastAsia="Times New Roman" w:hAnsi="Cambria" w:cs="Times New Roman"/>
-        </w:rPr>
-        <w:t>9.2. O atraso superior a 30 (trinta) dias faculta à CONTRATADA, independentemente de aviso ou notificação, a suspensão imediata dos serviços até a integral regularização do débito.</w:t>
-      </w:r>
-    </w:p>
-    <w:p>
-      <w:pPr>
-        <w:spacing w:after="0" w:line="320" w:lineRule="exact"/>
-        <w:jc w:val="both"/>
-        <w:rPr>
-          <w:rFonts w:ascii="Cambria" w:hAnsi="Cambria"/>
-        </w:rPr>
-      </w:pPr>
-    </w:p>
-    <w:p>
-      <w:pPr>
-        <w:spacing w:after="0" w:line="320" w:lineRule="exact"/>
-        <w:jc w:val="both"/>
-        <w:rPr>
-          <w:rFonts w:ascii="Cambria" w:eastAsia="Times New Roman" w:hAnsi="Cambria" w:cs="Times New Roman"/>
-        </w:rPr>
-      </w:pPr>
-      <w:r>
-        <w:rPr>
-          <w:rFonts w:ascii="Cambria" w:eastAsia="Times New Roman" w:hAnsi="Cambria" w:cs="Times New Roman"/>
-        </w:rPr>
-        <w:t>9.3. Regularizado o débito, a CONTRATADA restabelecerá os serviços em até 24 (vinte e quatro) horas, contadas da confirmação do pagamento, sendo devida taxa de religação equivalente a 20% (vinte por cento) do valor da mensalidade vigente, lançada na fatura subsequente.</w:t>
-      </w:r>
-    </w:p>
-    <w:p>
-      <w:pPr>
-        <w:spacing w:after="0" w:line="320" w:lineRule="exact"/>
-        <w:jc w:val="both"/>
-        <w:rPr>
-          <w:rFonts w:ascii="Cambria" w:hAnsi="Cambria"/>
-        </w:rPr>
-      </w:pPr>
-    </w:p>
-    <w:p>
-      <w:pPr>
-        <w:spacing w:after="0" w:line="320" w:lineRule="exact"/>
-        <w:jc w:val="both"/>
-        <w:rPr>
-          <w:rFonts w:ascii="Cambria" w:eastAsia="Times New Roman" w:hAnsi="Cambria" w:cs="Times New Roman"/>
-        </w:rPr>
-      </w:pPr>
-      <w:r>
-        <w:rPr>
-          <w:rFonts w:ascii="Cambria" w:eastAsia="Times New Roman" w:hAnsi="Cambria" w:cs="Times New Roman"/>
-        </w:rPr>
-        <w:t>9.4. Durante o período de suspensão, o CONTRATANTE permanecerá sem a cobertura do serviço de monitoramento, assumindo integral responsabilidade pelos eventos que venham a ocorrer no imóvel, sem prejuízo da manutenção da obrigação de pagamento das mensalidades vencidas.</w:t>
-      </w:r>
-    </w:p>
-    <w:p>
-      <w:pPr>
-        <w:spacing w:after="0" w:line="320" w:lineRule="exact"/>
-        <w:jc w:val="both"/>
-        <w:rPr>
-          <w:rFonts w:ascii="Cambria" w:hAnsi="Cambria"/>
-        </w:rPr>
-      </w:pPr>
-    </w:p>
-    <w:p>
-      <w:pPr>
-        <w:spacing w:after="0" w:line="320" w:lineRule="exact"/>
-        <w:jc w:val="both"/>
-        <w:rPr>
-          <w:rFonts w:ascii="Cambria" w:eastAsia="Times New Roman" w:hAnsi="Cambria" w:cs="Times New Roman"/>
-        </w:rPr>
-      </w:pPr>
-      <w:r>
-        <w:rPr>
-          <w:rFonts w:ascii="Cambria" w:eastAsia="Times New Roman" w:hAnsi="Cambria" w:cs="Times New Roman"/>
-        </w:rPr>
-        <w:t>9.5. O inadimplemento autoriza a CONTRATADA a adotar, cumulativamente, as seguintes medidas: inclusão do CONTRATANTE nos cadastros de proteção ao crédito (SPC e SERASA); protesto do título; e ajuizamento da ação cabível para recebimento do principal, acrescido de juros, correção, custas processuais e honorários advocatícios.</w:t>
-      </w:r>
-    </w:p>
-    <w:p>
-      <w:pPr>
-        <w:spacing w:after="0" w:line="320" w:lineRule="exact"/>
-        <w:jc w:val="both"/>
-        <w:rPr>
-          <w:rFonts w:ascii="Cambria" w:hAnsi="Cambria"/>
-        </w:rPr>
-      </w:pPr>
-    </w:p>
-    <w:p>
-      <w:pPr>
-        <w:spacing w:after="0" w:line="320" w:lineRule="exact"/>
-        <w:jc w:val="both"/>
-        <w:rPr>
-          <w:rFonts w:ascii="Cambria" w:eastAsia="Times New Roman" w:hAnsi="Cambria" w:cs="Times New Roman"/>
-        </w:rPr>
-      </w:pPr>
-      <w:r>
-        <w:rPr>
-          <w:rFonts w:ascii="Cambria" w:eastAsia="Times New Roman" w:hAnsi="Cambria" w:cs="Times New Roman"/>
-        </w:rPr>
-        <w:t>9.6. As PARTES reconhecem que este contrato, assinado pelas PARTES e por duas testemunhas, constitui título executivo extrajudicial, nos termos do artigo 784, inciso III, do Código de Processo Civil.</w:t>
-      </w:r>
-    </w:p>
-    <w:p>
-      <w:pPr>
-        <w:spacing w:after="0" w:line="320" w:lineRule="exact"/>
-        <w:jc w:val="both"/>
-        <w:rPr>
-          <w:rFonts w:ascii="Cambria" w:hAnsi="Cambria"/>
-        </w:rPr>
-      </w:pPr>
-    </w:p>
-    <w:p>
-      <w:pPr>
-        <w:spacing w:after="0" w:line="320" w:lineRule="exact"/>
-        <w:jc w:val="both"/>
-        <w:rPr>
-          <w:rFonts w:ascii="Cambria" w:eastAsia="Times New Roman" w:hAnsi="Cambria" w:cs="Times New Roman"/>
-        </w:rPr>
-      </w:pPr>
-      <w:r>
-        <w:rPr>
-          <w:rFonts w:ascii="Cambria" w:eastAsia="Times New Roman" w:hAnsi="Cambria" w:cs="Times New Roman"/>
-        </w:rPr>
         <w:t>9.7. A CONTRATADA poderá ceder, endossar ou dar em garantia a terceiros, inclusive a instituições financeiras e fundos de investimento em direitos creditórios, os créditos decorrentes deste contrato, independentemente de anuência do CONTRATANTE, a quem será dada ciência da cessão.</w:t>
       </w:r>
     </w:p>
@@ -4225,152 +4345,151 @@
         <w:rPr>
           <w:rFonts w:ascii="Cambria" w:eastAsia="Times New Roman" w:hAnsi="Cambria" w:cs="Times New Roman"/>
         </w:rPr>
-        <w:t xml:space="preserve">11.1. As PARTES reconhecem que, para a execução deste contrato, a CONTRATADA tratará dados pessoais do CONTRATANTE, de seus prepostos, empregados, autorizados e contatos de emergência, incluindo </w:t>
+        <w:t>11.1. As PARTES reconhecem que, para a execução deste contrato, a CONTRATADA tratará dados pessoais do CONTRATANTE, de seus prepostos, empregados, autorizados e contatos de emergência, incluindo dados cadastrais, de contato, de identificação e de acesso, registros de acionamento, histórico de ocorrências, imagens, gravações, logs e demais informações indispensáveis à prestação dos serviços.</w:t>
+      </w:r>
+    </w:p>
+    <w:p>
+      <w:pPr>
+        <w:spacing w:after="0" w:line="320" w:lineRule="exact"/>
+        <w:jc w:val="both"/>
+        <w:rPr>
+          <w:rFonts w:ascii="Cambria" w:hAnsi="Cambria"/>
+        </w:rPr>
+      </w:pPr>
+    </w:p>
+    <w:p>
+      <w:pPr>
+        <w:spacing w:after="0" w:line="320" w:lineRule="exact"/>
+        <w:jc w:val="both"/>
+        <w:rPr>
+          <w:rFonts w:ascii="Cambria" w:eastAsia="Times New Roman" w:hAnsi="Cambria" w:cs="Times New Roman"/>
+        </w:rPr>
+      </w:pPr>
+      <w:r>
+        <w:rPr>
+          <w:rFonts w:ascii="Cambria" w:eastAsia="Times New Roman" w:hAnsi="Cambria" w:cs="Times New Roman"/>
+        </w:rPr>
+        <w:t>11.2. O tratamento observará as seguintes finalidades: execução deste contrato; prestação, manutenção, monitoramento e suporte dos serviços; prevenção a fraudes; segurança das PARTES; cumprimento de obrigação legal ou regulatória; exercício regular de direitos em processo judicial, administrativo ou arbitral; e demais hipóteses admitidas pela Lei nº 13.709/2018.</w:t>
+      </w:r>
+    </w:p>
+    <w:p>
+      <w:pPr>
+        <w:spacing w:after="0" w:line="320" w:lineRule="exact"/>
+        <w:jc w:val="both"/>
+        <w:rPr>
+          <w:rFonts w:ascii="Cambria" w:hAnsi="Cambria"/>
+        </w:rPr>
+      </w:pPr>
+    </w:p>
+    <w:p>
+      <w:pPr>
+        <w:spacing w:after="0" w:line="320" w:lineRule="exact"/>
+        <w:jc w:val="both"/>
+        <w:rPr>
+          <w:rFonts w:ascii="Cambria" w:eastAsia="Times New Roman" w:hAnsi="Cambria" w:cs="Times New Roman"/>
+        </w:rPr>
+      </w:pPr>
+      <w:r>
+        <w:rPr>
+          <w:rFonts w:ascii="Cambria" w:eastAsia="Times New Roman" w:hAnsi="Cambria" w:cs="Times New Roman"/>
+        </w:rPr>
+        <w:t>11.3. A CONTRATADA poderá compartilhar dados pessoais, na estrita medida do necessário, com prepostos, empregados, fornecedores, prestadores de suporte tecnológico, central de monitoramento, parceiros operacionais e autoridades públicas competentes, observadas a finalidade contratual, a segurança da informação e a legislação aplicável.</w:t>
+      </w:r>
+    </w:p>
+    <w:p>
+      <w:pPr>
+        <w:spacing w:after="0" w:line="320" w:lineRule="exact"/>
+        <w:jc w:val="both"/>
+        <w:rPr>
+          <w:rFonts w:ascii="Cambria" w:hAnsi="Cambria"/>
+        </w:rPr>
+      </w:pPr>
+    </w:p>
+    <w:p>
+      <w:pPr>
+        <w:spacing w:after="0" w:line="320" w:lineRule="exact"/>
+        <w:jc w:val="both"/>
+        <w:rPr>
+          <w:rFonts w:ascii="Cambria" w:eastAsia="Times New Roman" w:hAnsi="Cambria" w:cs="Times New Roman"/>
+        </w:rPr>
+      </w:pPr>
+      <w:r>
+        <w:rPr>
+          <w:rFonts w:ascii="Cambria" w:eastAsia="Times New Roman" w:hAnsi="Cambria" w:cs="Times New Roman"/>
+        </w:rPr>
+        <w:t>11.4. A CONTRATADA adotará medidas técnicas e administrativas aptas a proteger os dados pessoais contra acessos não autorizados, perda, alteração, destruição, vazamento ou qualquer forma de tratamento inadequado ou ilícito, em padrão de segurança compatível com a natureza do serviço.</w:t>
+      </w:r>
+    </w:p>
+    <w:p>
+      <w:pPr>
+        <w:spacing w:after="0" w:line="320" w:lineRule="exact"/>
+        <w:jc w:val="both"/>
+        <w:rPr>
+          <w:rFonts w:ascii="Cambria" w:hAnsi="Cambria"/>
+        </w:rPr>
+      </w:pPr>
+    </w:p>
+    <w:p>
+      <w:pPr>
+        <w:spacing w:after="0" w:line="320" w:lineRule="exact"/>
+        <w:jc w:val="both"/>
+        <w:rPr>
+          <w:rFonts w:ascii="Cambria" w:eastAsia="Times New Roman" w:hAnsi="Cambria" w:cs="Times New Roman"/>
+        </w:rPr>
+      </w:pPr>
+      <w:r>
+        <w:rPr>
+          <w:rFonts w:ascii="Cambria" w:eastAsia="Times New Roman" w:hAnsi="Cambria" w:cs="Times New Roman"/>
+        </w:rPr>
+        <w:t>11.5. Encerrada a relação contratual, os dados pessoais poderão ser mantidos pelo prazo necessário ao cumprimento de obrigação legal ou regulatória, ao exercício regular de direitos e à preservação de prova, sendo posteriormente eliminados, anonimizados ou bloqueados, conforme o caso.</w:t>
+      </w:r>
+    </w:p>
+    <w:p>
+      <w:pPr>
+        <w:spacing w:after="0" w:line="320" w:lineRule="exact"/>
+        <w:jc w:val="both"/>
+        <w:rPr>
+          <w:rFonts w:ascii="Cambria" w:hAnsi="Cambria"/>
+        </w:rPr>
+      </w:pPr>
+    </w:p>
+    <w:p>
+      <w:pPr>
+        <w:spacing w:after="0" w:line="320" w:lineRule="exact"/>
+        <w:jc w:val="both"/>
+        <w:rPr>
+          <w:rFonts w:ascii="Cambria" w:eastAsia="Times New Roman" w:hAnsi="Cambria" w:cs="Times New Roman"/>
+        </w:rPr>
+      </w:pPr>
+      <w:r>
+        <w:rPr>
+          <w:rFonts w:ascii="Cambria" w:eastAsia="Times New Roman" w:hAnsi="Cambria" w:cs="Times New Roman"/>
+        </w:rPr>
+        <w:t>11.6. O CONTRATANTE declara possuir legitimidade para fornecer os dados pessoais de terceiros informados na contratação, inclusive de contatos de emergência, empregados e autorizados, responsabilizando-se por obter as autorizações eventualmente exigidas.</w:t>
+      </w:r>
+    </w:p>
+    <w:p>
+      <w:pPr>
+        <w:spacing w:after="0" w:line="320" w:lineRule="exact"/>
+        <w:jc w:val="both"/>
+        <w:rPr>
+          <w:rFonts w:ascii="Cambria" w:hAnsi="Cambria"/>
+        </w:rPr>
+      </w:pPr>
+    </w:p>
+    <w:p>
+      <w:pPr>
+        <w:spacing w:after="0" w:line="320" w:lineRule="exact"/>
+        <w:jc w:val="both"/>
+        <w:rPr>
+          <w:rFonts w:ascii="Cambria" w:eastAsia="Times New Roman" w:hAnsi="Cambria" w:cs="Times New Roman"/>
+        </w:rPr>
+      </w:pPr>
+      <w:r>
+        <w:rPr>
+          <w:rFonts w:ascii="Cambria" w:eastAsia="Times New Roman" w:hAnsi="Cambria" w:cs="Times New Roman"/>
+        </w:rPr>
         <w:lastRenderedPageBreak/>
-        <w:t>dados cadastrais, de contato, de identificação e de acesso, registros de acionamento, histórico de ocorrências, imagens, gravações, logs e demais informações indispensáveis à prestação dos serviços.</w:t>
-      </w:r>
-    </w:p>
-    <w:p>
-      <w:pPr>
-        <w:spacing w:after="0" w:line="320" w:lineRule="exact"/>
-        <w:jc w:val="both"/>
-        <w:rPr>
-          <w:rFonts w:ascii="Cambria" w:hAnsi="Cambria"/>
-        </w:rPr>
-      </w:pPr>
-    </w:p>
-    <w:p>
-      <w:pPr>
-        <w:spacing w:after="0" w:line="320" w:lineRule="exact"/>
-        <w:jc w:val="both"/>
-        <w:rPr>
-          <w:rFonts w:ascii="Cambria" w:eastAsia="Times New Roman" w:hAnsi="Cambria" w:cs="Times New Roman"/>
-        </w:rPr>
-      </w:pPr>
-      <w:r>
-        <w:rPr>
-          <w:rFonts w:ascii="Cambria" w:eastAsia="Times New Roman" w:hAnsi="Cambria" w:cs="Times New Roman"/>
-        </w:rPr>
-        <w:t>11.2. O tratamento observará as seguintes finalidades: execução deste contrato; prestação, manutenção, monitoramento e suporte dos serviços; prevenção a fraudes; segurança das PARTES; cumprimento de obrigação legal ou regulatória; exercício regular de direitos em processo judicial, administrativo ou arbitral; e demais hipóteses admitidas pela Lei nº 13.709/2018.</w:t>
-      </w:r>
-    </w:p>
-    <w:p>
-      <w:pPr>
-        <w:spacing w:after="0" w:line="320" w:lineRule="exact"/>
-        <w:jc w:val="both"/>
-        <w:rPr>
-          <w:rFonts w:ascii="Cambria" w:hAnsi="Cambria"/>
-        </w:rPr>
-      </w:pPr>
-    </w:p>
-    <w:p>
-      <w:pPr>
-        <w:spacing w:after="0" w:line="320" w:lineRule="exact"/>
-        <w:jc w:val="both"/>
-        <w:rPr>
-          <w:rFonts w:ascii="Cambria" w:eastAsia="Times New Roman" w:hAnsi="Cambria" w:cs="Times New Roman"/>
-        </w:rPr>
-      </w:pPr>
-      <w:r>
-        <w:rPr>
-          <w:rFonts w:ascii="Cambria" w:eastAsia="Times New Roman" w:hAnsi="Cambria" w:cs="Times New Roman"/>
-        </w:rPr>
-        <w:t>11.3. A CONTRATADA poderá compartilhar dados pessoais, na estrita medida do necessário, com prepostos, empregados, fornecedores, prestadores de suporte tecnológico, central de monitoramento, parceiros operacionais e autoridades públicas competentes, observadas a finalidade contratual, a segurança da informação e a legislação aplicável.</w:t>
-      </w:r>
-    </w:p>
-    <w:p>
-      <w:pPr>
-        <w:spacing w:after="0" w:line="320" w:lineRule="exact"/>
-        <w:jc w:val="both"/>
-        <w:rPr>
-          <w:rFonts w:ascii="Cambria" w:hAnsi="Cambria"/>
-        </w:rPr>
-      </w:pPr>
-    </w:p>
-    <w:p>
-      <w:pPr>
-        <w:spacing w:after="0" w:line="320" w:lineRule="exact"/>
-        <w:jc w:val="both"/>
-        <w:rPr>
-          <w:rFonts w:ascii="Cambria" w:eastAsia="Times New Roman" w:hAnsi="Cambria" w:cs="Times New Roman"/>
-        </w:rPr>
-      </w:pPr>
-      <w:r>
-        <w:rPr>
-          <w:rFonts w:ascii="Cambria" w:eastAsia="Times New Roman" w:hAnsi="Cambria" w:cs="Times New Roman"/>
-        </w:rPr>
-        <w:t>11.4. A CONTRATADA adotará medidas técnicas e administrativas aptas a proteger os dados pessoais contra acessos não autorizados, perda, alteração, destruição, vazamento ou qualquer forma de tratamento inadequado ou ilícito, em padrão de segurança compatível com a natureza do serviço.</w:t>
-      </w:r>
-    </w:p>
-    <w:p>
-      <w:pPr>
-        <w:spacing w:after="0" w:line="320" w:lineRule="exact"/>
-        <w:jc w:val="both"/>
-        <w:rPr>
-          <w:rFonts w:ascii="Cambria" w:hAnsi="Cambria"/>
-        </w:rPr>
-      </w:pPr>
-    </w:p>
-    <w:p>
-      <w:pPr>
-        <w:spacing w:after="0" w:line="320" w:lineRule="exact"/>
-        <w:jc w:val="both"/>
-        <w:rPr>
-          <w:rFonts w:ascii="Cambria" w:eastAsia="Times New Roman" w:hAnsi="Cambria" w:cs="Times New Roman"/>
-        </w:rPr>
-      </w:pPr>
-      <w:r>
-        <w:rPr>
-          <w:rFonts w:ascii="Cambria" w:eastAsia="Times New Roman" w:hAnsi="Cambria" w:cs="Times New Roman"/>
-        </w:rPr>
-        <w:t>11.5. Encerrada a relação contratual, os dados pessoais poderão ser mantidos pelo prazo necessário ao cumprimento de obrigação legal ou regulatória, ao exercício regular de direitos e à preservação de prova, sendo posteriormente eliminados, anonimizados ou bloqueados, conforme o caso.</w:t>
-      </w:r>
-    </w:p>
-    <w:p>
-      <w:pPr>
-        <w:spacing w:after="0" w:line="320" w:lineRule="exact"/>
-        <w:jc w:val="both"/>
-        <w:rPr>
-          <w:rFonts w:ascii="Cambria" w:hAnsi="Cambria"/>
-        </w:rPr>
-      </w:pPr>
-    </w:p>
-    <w:p>
-      <w:pPr>
-        <w:spacing w:after="0" w:line="320" w:lineRule="exact"/>
-        <w:jc w:val="both"/>
-        <w:rPr>
-          <w:rFonts w:ascii="Cambria" w:eastAsia="Times New Roman" w:hAnsi="Cambria" w:cs="Times New Roman"/>
-        </w:rPr>
-      </w:pPr>
-      <w:r>
-        <w:rPr>
-          <w:rFonts w:ascii="Cambria" w:eastAsia="Times New Roman" w:hAnsi="Cambria" w:cs="Times New Roman"/>
-        </w:rPr>
-        <w:t>11.6. O CONTRATANTE declara possuir legitimidade para fornecer os dados pessoais de terceiros informados na contratação, inclusive de contatos de emergência, empregados e autorizados, responsabilizando-se por obter as autorizações eventualmente exigidas.</w:t>
-      </w:r>
-    </w:p>
-    <w:p>
-      <w:pPr>
-        <w:spacing w:after="0" w:line="320" w:lineRule="exact"/>
-        <w:jc w:val="both"/>
-        <w:rPr>
-          <w:rFonts w:ascii="Cambria" w:hAnsi="Cambria"/>
-        </w:rPr>
-      </w:pPr>
-    </w:p>
-    <w:p>
-      <w:pPr>
-        <w:spacing w:after="0" w:line="320" w:lineRule="exact"/>
-        <w:jc w:val="both"/>
-        <w:rPr>
-          <w:rFonts w:ascii="Cambria" w:eastAsia="Times New Roman" w:hAnsi="Cambria" w:cs="Times New Roman"/>
-        </w:rPr>
-      </w:pPr>
-      <w:r>
-        <w:rPr>
-          <w:rFonts w:ascii="Cambria" w:eastAsia="Times New Roman" w:hAnsi="Cambria" w:cs="Times New Roman"/>
-        </w:rPr>
         <w:t>11.7. O titular poderá exercer os direitos previstos na legislação aplicável, inclusive confirmação de tratamento, acesso, correção, atualização, portabilidade, eliminação e revogação de consentimento quando aplicável, por meio dos canais indicados na Cláusula 12.</w:t>
       </w:r>
     </w:p>
@@ -4469,9 +4588,7 @@
         <w:rPr>
           <w:rFonts w:ascii="Cambria" w:eastAsia="Times New Roman" w:hAnsi="Cambria" w:cs="Times New Roman"/>
         </w:rPr>
-        <w:t>12.1. As comunicações entre as PARTES serão consideradas válidas e eficazes quando realizadas por escrito, pelos seguintes canais: correio eletrônico sac@vegasvigilancia.com.br; WhatsApp (24) 99234-</w:t>
-        <w:lastRenderedPageBreak/>
-        <w:t>6039; ou correspondência dirigida à matriz, em Volta Redonda/RJ, ou à filial, em Niterói/RJ, conforme a unidade de atendimento indicada na Cláusula Preliminar, e, quanto ao CONTRATANTE, pelos dados constantes de seu cadastro.</w:t>
+        <w:t>12.1. As comunicações entre as PARTES serão consideradas válidas e eficazes quando realizadas por escrito, pelos seguintes canais: correio eletrônico sac@vegasvigilancia.com.br; WhatsApp (24) 99234-6039; ou correspondência dirigida à matriz, em Volta Redonda/RJ, ou à filial, em Niterói/RJ, conforme a unidade de atendimento indicada na Cláusula Preliminar, e, quanto ao CONTRATANTE, pelos dados constantes de seu cadastro.</w:t>
       </w:r>
     </w:p>
     <w:p>
@@ -4783,6 +4900,7 @@
     <w:p>
       <w:pPr>
         <w:spacing w:after="0" w:line="320" w:lineRule="exact"/>
+        <w:jc w:val="right"/>
         <w:rPr>
           <w:rFonts w:ascii="Cambria" w:hAnsi="Cambria"/>
         </w:rPr>
@@ -4972,7 +5090,7 @@
         <w:rPr>
           <w:rFonts w:ascii="Times New Roman" w:eastAsia="Times New Roman" w:hAnsi="Times New Roman" w:cs="Times New Roman"/>
         </w:rPr>
-        <w:t xml:space="preserve">Representante legal: Cli.Representante  —  CPF nº Cli.RepCPF</w:t>
+        <w:t xml:space="preserve">Representante legal: Cli.Representante — CPF nº Cli.RepCPF</w:t>
       </w:r>
     </w:p>
     <w:p>
@@ -4987,7 +5105,7 @@
         <w:rPr>
           <w:rFonts w:ascii="Times New Roman" w:eastAsia="Times New Roman" w:hAnsi="Times New Roman" w:cs="Times New Roman"/>
         </w:rPr>
-        <w:t xml:space="preserve">Cargo: Cli.RepCargo</w:t>
+        <w:t>Cargo: Cli.RepCargo</w:t>
       </w:r>
     </w:p>
     <w:p>
@@ -5040,6 +5158,7 @@
         <w:rPr>
           <w:rFonts w:ascii="Cambria" w:eastAsia="Times New Roman" w:hAnsi="Cambria" w:cs="Times New Roman"/>
         </w:rPr>
+        <w:lastRenderedPageBreak/>
         <w:t>2. Nome: __________________________________________   CPF: __________________________</w:t>
       </w:r>
     </w:p>
@@ -5982,7 +6101,6 @@
   <w:style w:type="character" w:default="1" w:styleId="Fontepargpadro">
     <w:name w:val="Default Paragraph Font"/>
     <w:uiPriority w:val="1"/>
-    <w:semiHidden/>
     <w:unhideWhenUsed/>
   </w:style>
   <w:style w:type="table" w:default="1" w:styleId="Tabelanormal">
